--- a/Files/06 - Yom Tov/01 - Pesach/5784/Pesach 5784.docx
+++ b/Files/06 - Yom Tov/01 - Pesach/5784/Pesach 5784.docx
@@ -565,7 +565,7 @@
         <w:rPr>
           <w:rFonts w:ascii="Times New Roman" w:hAnsi="Times New Roman" w:cs="Times New Roman"/>
         </w:rPr>
-        <w:t xml:space="preserve">, and Hashem accepted that </w:t>
+        <w:t>, and Hashem accepted that</w:t>
       </w:r>
       <w:r>
         <w:rPr>
@@ -1955,7 +1955,7 @@
         <w:rPr>
           <w:rFonts w:ascii="Times New Roman" w:hAnsi="Times New Roman" w:cs="Times New Roman"/>
         </w:rPr>
-        <w:t xml:space="preserve"> in control. What was the result? We descended to </w:t>
+        <w:t xml:space="preserve"> in control. What was the result? We descended to</w:t>
       </w:r>
       <w:r>
         <w:rPr>
@@ -2853,7 +2853,7 @@
         <w:rPr>
           <w:rFonts w:ascii="Times New Roman" w:hAnsi="Times New Roman" w:cs="Times New Roman"/>
         </w:rPr>
-        <w:t xml:space="preserve"> for one another. That is what the </w:t>
+        <w:t xml:space="preserve"> for one another. That is what the</w:t>
       </w:r>
       <w:r>
         <w:rPr>
@@ -4072,7 +4072,33 @@
         <w:rPr>
           <w:rFonts w:ascii="Times New Roman" w:hAnsi="Times New Roman" w:cs="Times New Roman"/>
         </w:rPr>
-        <w:t xml:space="preserve">, and the stories that are brought down for </w:t>
+        <w:t>,</w:t>
+      </w:r>
+      <w:r>
+        <w:rPr>
+          <w:rFonts w:ascii="Times New Roman" w:hAnsi="Times New Roman" w:cs="Times New Roman"/>
+        </w:rPr>
+        <w:t xml:space="preserve"> (</w:t>
+      </w:r>
+      <w:r>
+        <w:rPr>
+          <w:rFonts w:ascii="Times New Roman" w:hAnsi="Times New Roman" w:cs="Times New Roman"/>
+          <w:i/>
+          <w:iCs/>
+        </w:rPr>
+        <w:t>Rav Levi Yitzchok of Berditchev.</w:t>
+      </w:r>
+      <w:r>
+        <w:rPr>
+          <w:rFonts w:ascii="Times New Roman" w:hAnsi="Times New Roman" w:cs="Times New Roman"/>
+        </w:rPr>
+        <w:t xml:space="preserve"> Permission granted by ArtScroll / Mesorah Publications)</w:t>
+      </w:r>
+      <w:r>
+        <w:rPr>
+          <w:rFonts w:ascii="Times New Roman" w:hAnsi="Times New Roman" w:cs="Times New Roman"/>
+        </w:rPr>
+        <w:t xml:space="preserve"> and the stories that are brought down for </w:t>
       </w:r>
       <w:r>
         <w:rPr>
@@ -4638,7 +4664,7 @@
         <w:rPr>
           <w:rFonts w:ascii="Times New Roman" w:hAnsi="Times New Roman" w:cs="Times New Roman"/>
         </w:rPr>
-        <w:t xml:space="preserve">s great-grandfather and never paid him back. The 1,000 rubles that should have been repaid instead remained in your family and was passed down to you. The </w:t>
+        <w:t>s great-grandfather and never paid him back. The 1,000 rubles that should have been repaid instead remained in your family and was passed down to you. The</w:t>
       </w:r>
       <w:r>
         <w:rPr>
@@ -4928,6 +4954,7 @@
         <w:rPr>
           <w:rFonts w:ascii="Times New Roman" w:hAnsi="Times New Roman" w:cs="Times New Roman"/>
         </w:rPr>
+        <w:lastRenderedPageBreak/>
         <w:t xml:space="preserve">The next day, </w:t>
       </w:r>
       <w:r>
@@ -5006,14 +5033,7 @@
         <w:rPr>
           <w:rFonts w:ascii="Times New Roman" w:hAnsi="Times New Roman" w:cs="Times New Roman"/>
         </w:rPr>
-        <w:t xml:space="preserve"> and the </w:t>
-      </w:r>
-      <w:r>
-        <w:rPr>
-          <w:rFonts w:ascii="Times New Roman" w:hAnsi="Times New Roman" w:cs="Times New Roman"/>
-        </w:rPr>
-        <w:lastRenderedPageBreak/>
-        <w:t>dream, and he said, “I want to go to another city. If there</w:t>
+        <w:t xml:space="preserve"> and the dream, and he said, “I want to go to another city. If there</w:t>
       </w:r>
       <w:r>
         <w:rPr>
@@ -6194,6 +6214,7 @@
         <w:rPr>
           <w:rFonts w:ascii="Times New Roman" w:hAnsi="Times New Roman" w:cs="Times New Roman"/>
         </w:rPr>
+        <w:lastRenderedPageBreak/>
         <w:t>That</w:t>
       </w:r>
       <w:r>
@@ -6310,7 +6331,13 @@
         <w:rPr>
           <w:rFonts w:ascii="Times New Roman" w:hAnsi="Times New Roman" w:cs="Times New Roman"/>
         </w:rPr>
-        <w:t xml:space="preserve">’ve done our job. </w:t>
+        <w:t>’</w:t>
+      </w:r>
+      <w:r>
+        <w:rPr>
+          <w:rFonts w:ascii="Times New Roman" w:hAnsi="Times New Roman" w:cs="Times New Roman"/>
+        </w:rPr>
+        <w:t xml:space="preserve">ve done our job. </w:t>
       </w:r>
       <w:r>
         <w:rPr>

--- a/Files/06 - Yom Tov/01 - Pesach/5784/Pesach 5784.docx
+++ b/Files/06 - Yom Tov/01 - Pesach/5784/Pesach 5784.docx
@@ -565,7 +565,7 @@
         <w:rPr>
           <w:rFonts w:ascii="Times New Roman" w:hAnsi="Times New Roman" w:cs="Times New Roman"/>
         </w:rPr>
-        <w:t>, and Hashem accepted that</w:t>
+        <w:t xml:space="preserve">, and Hashem accepted that </w:t>
       </w:r>
       <w:r>
         <w:rPr>
@@ -1955,7 +1955,7 @@
         <w:rPr>
           <w:rFonts w:ascii="Times New Roman" w:hAnsi="Times New Roman" w:cs="Times New Roman"/>
         </w:rPr>
-        <w:t xml:space="preserve"> in control. What was the result? We descended to</w:t>
+        <w:t xml:space="preserve"> in control. What was the result? We descended to </w:t>
       </w:r>
       <w:r>
         <w:rPr>
@@ -2853,7 +2853,7 @@
         <w:rPr>
           <w:rFonts w:ascii="Times New Roman" w:hAnsi="Times New Roman" w:cs="Times New Roman"/>
         </w:rPr>
-        <w:t xml:space="preserve"> for one another. That is what the</w:t>
+        <w:t xml:space="preserve"> for one another. That is what the </w:t>
       </w:r>
       <w:r>
         <w:rPr>
@@ -4664,7 +4664,7 @@
         <w:rPr>
           <w:rFonts w:ascii="Times New Roman" w:hAnsi="Times New Roman" w:cs="Times New Roman"/>
         </w:rPr>
-        <w:t>s great-grandfather and never paid him back. The 1,000 rubles that should have been repaid instead remained in your family and was passed down to you. The</w:t>
+        <w:t xml:space="preserve">s great-grandfather and never paid him back. The 1,000 rubles that should have been repaid instead remained in your family and was passed down to you. The </w:t>
       </w:r>
       <w:r>
         <w:rPr>
